--- a/laravel-app/database/data/internship/handbooks/ai/Beyond_AI_Internship_Day_081_Student_Handbook.docx
+++ b/laravel-app/database/data/internship/handbooks/ai/Beyond_AI_Internship_Day_081_Student_Handbook.docx
@@ -38,7 +38,7 @@
           <w:color w:val="1E293B"/>
           <w:sz w:val="28"/>
         </w:rPr>
-        <w:t>Regression Concepts</w:t>
+        <w:t>Deep Learning Use Cases and Compute Planning</w:t>
       </w:r>
     </w:p>
     <w:p>
@@ -50,7 +50,7 @@
           <w:b w:val="0"/>
           <w:sz w:val="22"/>
         </w:rPr>
-        <w:t>Independent build. Full student study guide and practical laboratory manual for Beyond Enterprise interns.</w:t>
+        <w:t>Orientation and setup. Full student study guide and practical laboratory manual for Beyond Enterprise interns.</w:t>
       </w:r>
     </w:p>
     <w:tbl>
@@ -141,7 +141,7 @@
               <w:rPr>
                 <w:sz w:val="18"/>
               </w:rPr>
-              <w:t>Independent build</w:t>
+              <w:t>Orientation and setup</w:t>
             </w:r>
           </w:p>
         </w:tc>
@@ -167,7 +167,7 @@
               <w:rPr>
                 <w:sz w:val="18"/>
               </w:rPr>
-              <w:t>8 hours</w:t>
+              <w:t>8.0 hours</w:t>
             </w:r>
           </w:p>
         </w:tc>
@@ -180,7 +180,7 @@
               <w:rPr>
                 <w:sz w:val="18"/>
               </w:rPr>
-              <w:t>Python, Jupyter, VS Code, local/open models where practical</w:t>
+              <w:t>Python, Jupyter, PyTorch, NumPy, Matplotlib</w:t>
             </w:r>
           </w:p>
         </w:tc>
@@ -198,7 +198,7 @@
           <w:color w:val="0B3F90"/>
           <w:sz w:val="20"/>
         </w:rPr>
-        <w:t>Day 81 objective  Complete the independent build for Regression Concepts: Apply regression concepts safely and explain the result in a professional technical report.</w:t>
+        <w:t>Day 81 objective  Complete the orientation and setup for Deep Learning Use Cases and Compute Planning: Decide whether deep learning is justified for sample problems.</w:t>
       </w:r>
     </w:p>
     <w:p>
@@ -270,7 +270,7 @@
           <w:b w:val="0"/>
           <w:sz w:val="22"/>
         </w:rPr>
-        <w:t>Submit: Working result evidence, design/configuration files, and a list of assumptions..</w:t>
+        <w:t>Submit: Setup evidence, completed practical artifact, independent verification record, safety/ethics check, and short technical report..</w:t>
       </w:r>
     </w:p>
     <w:p>
@@ -364,7 +364,7 @@
               <w:rPr>
                 <w:sz w:val="18"/>
               </w:rPr>
-              <w:t>0:00–0:30</w:t>
+              <w:t>0:00–0:25</w:t>
             </w:r>
           </w:p>
         </w:tc>
@@ -377,7 +377,7 @@
               <w:rPr>
                 <w:sz w:val="18"/>
               </w:rPr>
-              <w:t>Rewrite objective in own words</w:t>
+              <w:t>Review prior day + authorization checklist</w:t>
             </w:r>
           </w:p>
         </w:tc>
@@ -390,7 +390,7 @@
               <w:rPr>
                 <w:sz w:val="18"/>
               </w:rPr>
-              <w:t>Frame table</w:t>
+              <w:t>Signed pre-flight</w:t>
             </w:r>
           </w:p>
         </w:tc>
@@ -405,7 +405,7 @@
               <w:rPr>
                 <w:sz w:val="18"/>
               </w:rPr>
-              <w:t>0:30–2:30</w:t>
+              <w:t>0:25–1:10</w:t>
             </w:r>
           </w:p>
         </w:tc>
@@ -418,7 +418,7 @@
               <w:rPr>
                 <w:sz w:val="18"/>
               </w:rPr>
-              <w:t>Independent build</w:t>
+              <w:t>Concept study for today's topic</w:t>
             </w:r>
           </w:p>
         </w:tc>
@@ -431,7 +431,7 @@
               <w:rPr>
                 <w:sz w:val="18"/>
               </w:rPr>
-              <w:t>Artifact</w:t>
+              <w:t>Concept notes</w:t>
             </w:r>
           </w:p>
         </w:tc>
@@ -446,7 +446,48 @@
               <w:rPr>
                 <w:sz w:val="18"/>
               </w:rPr>
-              <w:t>2:30–2:45</w:t>
+              <w:t>1:10–2:40</w:t>
+            </w:r>
+          </w:p>
+        </w:tc>
+        <w:tc>
+          <w:tcPr>
+            <w:tcW w:type="dxa" w:w="3408"/>
+          </w:tcPr>
+          <w:p>
+            <w:r>
+              <w:rPr>
+                <w:sz w:val="18"/>
+              </w:rPr>
+              <w:t>Environment verify / light setup lab</w:t>
+            </w:r>
+          </w:p>
+        </w:tc>
+        <w:tc>
+          <w:tcPr>
+            <w:tcW w:type="dxa" w:w="3408"/>
+          </w:tcPr>
+          <w:p>
+            <w:r>
+              <w:rPr>
+                <w:sz w:val="18"/>
+              </w:rPr>
+              <w:t>Working baseline</w:t>
+            </w:r>
+          </w:p>
+        </w:tc>
+      </w:tr>
+      <w:tr>
+        <w:tc>
+          <w:tcPr>
+            <w:tcW w:type="dxa" w:w="3408"/>
+          </w:tcPr>
+          <w:p>
+            <w:r>
+              <w:rPr>
+                <w:sz w:val="18"/>
+              </w:rPr>
+              <w:t>2:40–2:55</w:t>
             </w:r>
           </w:p>
         </w:tc>
@@ -487,7 +528,7 @@
               <w:rPr>
                 <w:sz w:val="18"/>
               </w:rPr>
-              <w:t>2:45–4:15</w:t>
+              <w:t>2:55–4:40</w:t>
             </w:r>
           </w:p>
         </w:tc>
@@ -500,7 +541,7 @@
               <w:rPr>
                 <w:sz w:val="18"/>
               </w:rPr>
-              <w:t>Test / measure / review</w:t>
+              <w:t>Guided mini-exercise + expected checks</w:t>
             </w:r>
           </w:p>
         </w:tc>
@@ -513,7 +554,7 @@
               <w:rPr>
                 <w:sz w:val="18"/>
               </w:rPr>
-              <w:t>Results</w:t>
+              <w:t>First evidence</w:t>
             </w:r>
           </w:p>
         </w:tc>
@@ -528,48 +569,7 @@
               <w:rPr>
                 <w:sz w:val="18"/>
               </w:rPr>
-              <w:t>4:15–5:45</w:t>
-            </w:r>
-          </w:p>
-        </w:tc>
-        <w:tc>
-          <w:tcPr>
-            <w:tcW w:type="dxa" w:w="3408"/>
-          </w:tcPr>
-          <w:p>
-            <w:r>
-              <w:rPr>
-                <w:sz w:val="18"/>
-              </w:rPr>
-              <w:t>Documentation while building</w:t>
-            </w:r>
-          </w:p>
-        </w:tc>
-        <w:tc>
-          <w:tcPr>
-            <w:tcW w:type="dxa" w:w="3408"/>
-          </w:tcPr>
-          <w:p>
-            <w:r>
-              <w:rPr>
-                <w:sz w:val="18"/>
-              </w:rPr>
-              <w:t>README notes</w:t>
-            </w:r>
-          </w:p>
-        </w:tc>
-      </w:tr>
-      <w:tr>
-        <w:tc>
-          <w:tcPr>
-            <w:tcW w:type="dxa" w:w="3408"/>
-          </w:tcPr>
-          <w:p>
-            <w:r>
-              <w:rPr>
-                <w:sz w:val="18"/>
-              </w:rPr>
-              <w:t>5:45–6:00</w:t>
+              <w:t>4:40–4:55</w:t>
             </w:r>
           </w:p>
         </w:tc>
@@ -610,7 +610,7 @@
               <w:rPr>
                 <w:sz w:val="18"/>
               </w:rPr>
-              <w:t>6:00–8:00</w:t>
+              <w:t>4:55–6:25</w:t>
             </w:r>
           </w:p>
         </w:tc>
@@ -623,7 +623,7 @@
               <w:rPr>
                 <w:sz w:val="18"/>
               </w:rPr>
-              <w:t>Evidence + report + rehearsal</w:t>
+              <w:t>Verification + troubleshooting notes</w:t>
             </w:r>
           </w:p>
         </w:tc>
@@ -636,7 +636,48 @@
               <w:rPr>
                 <w:sz w:val="18"/>
               </w:rPr>
-              <w:t>Ready pack</w:t>
+              <w:t>Rerun proof</w:t>
+            </w:r>
+          </w:p>
+        </w:tc>
+      </w:tr>
+      <w:tr>
+        <w:tc>
+          <w:tcPr>
+            <w:tcW w:type="dxa" w:w="3408"/>
+          </w:tcPr>
+          <w:p>
+            <w:r>
+              <w:rPr>
+                <w:sz w:val="18"/>
+              </w:rPr>
+              <w:t>6:25–8:00</w:t>
+            </w:r>
+          </w:p>
+        </w:tc>
+        <w:tc>
+          <w:tcPr>
+            <w:tcW w:type="dxa" w:w="3408"/>
+          </w:tcPr>
+          <w:p>
+            <w:r>
+              <w:rPr>
+                <w:sz w:val="18"/>
+              </w:rPr>
+              <w:t>Evidence pack + report draft</w:t>
+            </w:r>
+          </w:p>
+        </w:tc>
+        <w:tc>
+          <w:tcPr>
+            <w:tcW w:type="dxa" w:w="3408"/>
+          </w:tcPr>
+          <w:p>
+            <w:r>
+              <w:rPr>
+                <w:sz w:val="18"/>
+              </w:rPr>
+              <w:t>Submission draft</w:t>
             </w:r>
           </w:p>
         </w:tc>
@@ -660,7 +701,7 @@
           <w:b w:val="0"/>
           <w:sz w:val="20"/>
         </w:rPr>
-        <w:t>Curriculum objective (source of truth): Apply regression concepts safely and explain the result in a professional technical report.</w:t>
+        <w:t>Curriculum objective (source of truth): Decide whether deep learning is justified for sample problems.</w:t>
       </w:r>
     </w:p>
     <w:p>
@@ -672,7 +713,7 @@
           <w:b w:val="0"/>
           <w:sz w:val="22"/>
         </w:rPr>
-        <w:t>Explain Regression Concepts to a supervisor in under two minutes.</w:t>
+        <w:t>Explain Deep Learning Use Cases and Compute Planning to a supervisor in under two minutes.</w:t>
       </w:r>
     </w:p>
     <w:p>
@@ -684,7 +725,7 @@
           <w:b w:val="0"/>
           <w:sz w:val="22"/>
         </w:rPr>
-        <w:t>Configure or verify the approved tools required for Regression Concepts.</w:t>
+        <w:t>Configure or verify the approved tools required for Deep Learning Use Cases and Compute Planning.</w:t>
       </w:r>
     </w:p>
     <w:p>
@@ -696,7 +737,7 @@
           <w:b w:val="0"/>
           <w:sz w:val="22"/>
         </w:rPr>
-        <w:t>Implement or perform the independent build practical for this topic.</w:t>
+        <w:t>Implement or perform the orientation and setup practical for this topic.</w:t>
       </w:r>
     </w:p>
     <w:p>
@@ -752,7 +793,7 @@
           <w:b w:val="0"/>
           <w:sz w:val="22"/>
         </w:rPr>
-        <w:t>Define the professional meaning of “Regression Concepts” before you use tools. Do not split the title into meaningless words. Connect each concept to today's practical action.</w:t>
+        <w:t>Define the professional meaning of “Deep Learning Use Cases and Compute Planning” before you use tools. Do not split the title into meaningless words. Connect each concept to today's practical action.</w:t>
       </w:r>
     </w:p>
     <w:tbl>
@@ -860,7 +901,7 @@
               <w:rPr>
                 <w:sz w:val="18"/>
               </w:rPr>
-              <w:t>Problem framing</w:t>
+              <w:t>Core topic skill</w:t>
             </w:r>
           </w:p>
         </w:tc>
@@ -873,7 +914,7 @@
               <w:rPr>
                 <w:sz w:val="18"/>
               </w:rPr>
-              <w:t>Who needs what, constraints, success criteria</w:t>
+              <w:t>Professional practice for Deep Learning Use Cases and Compute Planning</w:t>
             </w:r>
           </w:p>
         </w:tc>
@@ -886,7 +927,7 @@
               <w:rPr>
                 <w:sz w:val="18"/>
               </w:rPr>
-              <w:t>Write a short frame table</w:t>
+              <w:t>Complete today's practical objective</w:t>
             </w:r>
           </w:p>
         </w:tc>
@@ -899,7 +940,7 @@
               <w:rPr>
                 <w:sz w:val="18"/>
               </w:rPr>
-              <w:t>Building the wrong thing</w:t>
+              <w:t>Shallow buzzword-only work</w:t>
             </w:r>
           </w:p>
         </w:tc>
@@ -912,7 +953,7 @@
               <w:rPr>
                 <w:sz w:val="18"/>
               </w:rPr>
-              <w:t>Supervisor review of frame</w:t>
+              <w:t>Demonstrate with evidence</w:t>
             </w:r>
           </w:p>
         </w:tc>
@@ -927,7 +968,7 @@
               <w:rPr>
                 <w:sz w:val="18"/>
               </w:rPr>
-              <w:t>Train vs evaluation data</w:t>
+              <w:t>Tool discipline</w:t>
             </w:r>
           </w:p>
         </w:tc>
@@ -940,7 +981,7 @@
               <w:rPr>
                 <w:sz w:val="18"/>
               </w:rPr>
-              <w:t>Learn on one set; judge on another</w:t>
+              <w:t>Use only approved tools/versions</w:t>
             </w:r>
           </w:p>
         </w:tc>
@@ -953,7 +994,7 @@
               <w:rPr>
                 <w:sz w:val="18"/>
               </w:rPr>
-              <w:t>Keep a held-out TEST set</w:t>
+              <w:t>Verify tools before lab</w:t>
             </w:r>
           </w:p>
         </w:tc>
@@ -966,7 +1007,7 @@
               <w:rPr>
                 <w:sz w:val="18"/>
               </w:rPr>
-              <w:t>Testing on training data</w:t>
+              <w:t>Unapproved downloads</w:t>
             </w:r>
           </w:p>
         </w:tc>
@@ -979,7 +1020,7 @@
               <w:rPr>
                 <w:sz w:val="18"/>
               </w:rPr>
-              <w:t>Document the split</w:t>
+              <w:t>Official sources only</w:t>
             </w:r>
           </w:p>
         </w:tc>
@@ -994,7 +1035,7 @@
               <w:rPr>
                 <w:sz w:val="18"/>
               </w:rPr>
-              <w:t>Human oversight</w:t>
+              <w:t>Professional documentation</w:t>
             </w:r>
           </w:p>
         </w:tc>
@@ -1007,7 +1048,7 @@
               <w:rPr>
                 <w:sz w:val="18"/>
               </w:rPr>
-              <w:t>A person remains accountable</w:t>
+              <w:t>Clear enough for handover</w:t>
             </w:r>
           </w:p>
         </w:tc>
@@ -1020,7 +1061,7 @@
               <w:rPr>
                 <w:sz w:val="18"/>
               </w:rPr>
-              <w:t>Disclose AI help; verify claims</w:t>
+              <w:t>Write procedure + results</w:t>
             </w:r>
           </w:p>
         </w:tc>
@@ -1033,7 +1074,7 @@
               <w:rPr>
                 <w:sz w:val="18"/>
               </w:rPr>
-              <w:t>Blind trust in outputs</w:t>
+              <w:t>Undocumented changes</w:t>
             </w:r>
           </w:p>
         </w:tc>
@@ -1046,7 +1087,7 @@
               <w:rPr>
                 <w:sz w:val="18"/>
               </w:rPr>
-              <w:t>AI/tool disclosure block</w:t>
+              <w:t>README + report template</w:t>
             </w:r>
           </w:p>
         </w:tc>
@@ -1307,7 +1348,7 @@
           <w:b w:val="0"/>
           <w:sz w:val="22"/>
         </w:rPr>
-        <w:t>Tools available: Python, Jupyter, VS Code, local/open models where practical.</w:t>
+        <w:t>Tools available: Python, Jupyter, PyTorch, NumPy, Matplotlib.</w:t>
       </w:r>
     </w:p>
     <w:p>
@@ -1422,7 +1463,7 @@
               <w:rPr>
                 <w:sz w:val="18"/>
               </w:rPr>
-              <w:t>Python, Jupyter, VS Code, local/open models where practical</w:t>
+              <w:t>Python, Jupyter, PyTorch, NumPy, Matplotlib</w:t>
             </w:r>
           </w:p>
         </w:tc>
@@ -1504,7 +1545,7 @@
           <w:b w:val="0"/>
           <w:sz w:val="18"/>
         </w:rPr>
-        <w:t>└── Day_81_Regression_Concepts/</w:t>
+        <w:t>└── Day_81_Deep_Learning_Use_Cases_and_Compute_Planning/</w:t>
       </w:r>
     </w:p>
     <w:p>
@@ -1657,7 +1698,7 @@
           <w:b w:val="0"/>
           <w:sz w:val="18"/>
         </w:rPr>
-        <w:t>mkdir Beyond_AI_Internship\Day_81_Regression_Concepts\evidence, Beyond_AI_Internship\Day_81_Regression_Concepts\notebooks, Beyond_AI_Internship\Day_81_Regression_Concepts\src, Beyond_AI_Internship\Day_81_Regression_Concepts\data, Beyond_AI_Internship\Day_81_Regression_Concepts\output, Beyond_AI_Internship\Day_81_Regression_Concepts\report -Force</w:t>
+        <w:t>mkdir Beyond_AI_Internship\Day_81_Deep_Learning_Use_Cases_and_Compute_Planning\evidence, Beyond_AI_Internship\Day_81_Deep_Learning_Use_Cases_and_Compute_Planning\notebooks, Beyond_AI_Internship\Day_81_Deep_Learning_Use_Cases_and_Compute_Planning\src, Beyond_AI_Internship\Day_81_Deep_Learning_Use_Cases_and_Compute_Planning\data, Beyond_AI_Internship\Day_81_Deep_Learning_Use_Cases_and_Compute_Planning\output, Beyond_AI_Internship\Day_81_Deep_Learning_Use_Cases_and_Compute_Planning\report -Force</w:t>
       </w:r>
     </w:p>
     <w:p/>
@@ -1698,7 +1739,7 @@
           <w:b w:val="0"/>
           <w:sz w:val="18"/>
         </w:rPr>
-        <w:t>mkdir -p Beyond_AI_Internship/Day_81_Regression_Concepts/{evidence,notebooks,src,data,output,report}</w:t>
+        <w:t>mkdir -p Beyond_AI_Internship/Day_81_Deep_Learning_Use_Cases_and_Compute_Planning/{evidence,notebooks,src,data,output,report}</w:t>
       </w:r>
     </w:p>
     <w:p/>
@@ -1814,7 +1855,7 @@
           <w:color w:val="0B3F90"/>
           <w:sz w:val="24"/>
         </w:rPr>
-        <w:t>Independent build: Regression Concepts</w:t>
+        <w:t>Orientation and setup: Deep Learning Use Cases and Compute Planning</w:t>
       </w:r>
     </w:p>
     <w:p>
@@ -1838,7 +1879,7 @@
           <w:b w:val="0"/>
           <w:sz w:val="20"/>
         </w:rPr>
-        <w:t>• Recreate the regression concepts solution from a stated scenario without copying the guided answer. Use only approved equipment or an isolated VM lab.</w:t>
+        <w:t>• Review Day 80 prerequisites and read the complete Day 81 objective before changing the lab.</w:t>
       </w:r>
     </w:p>
     <w:p>
@@ -1850,7 +1891,7 @@
           <w:b w:val="0"/>
           <w:sz w:val="20"/>
         </w:rPr>
-        <w:t>• Work only in an authorized lab, VM or on equipment assigned by Beyond.</w:t>
+        <w:t>• Prepare only the authorized workstation, VM, account, dataset, or sandbox; capture the approved starting state.</w:t>
       </w:r>
     </w:p>
     <w:p>
@@ -1862,7 +1903,67 @@
           <w:b w:val="0"/>
           <w:sz w:val="20"/>
         </w:rPr>
-        <w:t>• Keep time entries truthful and ask the supervisor before changing production equipment.</w:t>
+        <w:t>• Create the folder Day_081_deep_learning_use_cases_and_compute_planning with evidence, src or notebooks, output, and report subfolders as relevant.</w:t>
+      </w:r>
+    </w:p>
+    <w:p>
+      <w:pPr>
+        <w:spacing w:after="120"/>
+      </w:pPr>
+      <w:r>
+        <w:rPr>
+          <w:b w:val="0"/>
+          <w:sz w:val="20"/>
+        </w:rPr>
+        <w:t>• Complete the practical objective: Decide whether deep learning is justified for sample problems.</w:t>
+      </w:r>
+    </w:p>
+    <w:p>
+      <w:pPr>
+        <w:spacing w:after="120"/>
+      </w:pPr>
+      <w:r>
+        <w:rPr>
+          <w:b w:val="0"/>
+          <w:sz w:val="20"/>
+        </w:rPr>
+        <w:t>• Record tool versions, inputs, assumptions, commands or code, expected output, observed output, and any deviations.</w:t>
+      </w:r>
+    </w:p>
+    <w:p>
+      <w:pPr>
+        <w:spacing w:after="120"/>
+      </w:pPr>
+      <w:r>
+        <w:rPr>
+          <w:b w:val="0"/>
+          <w:sz w:val="20"/>
+        </w:rPr>
+        <w:t>• Verify the result independently by rerunning from a clean state, checking a second measurement/test, or obtaining recorded peer review.</w:t>
+      </w:r>
+    </w:p>
+    <w:p>
+      <w:pPr>
+        <w:spacing w:after="120"/>
+      </w:pPr>
+      <w:r>
+        <w:rPr>
+          <w:b w:val="0"/>
+          <w:sz w:val="20"/>
+        </w:rPr>
+        <w:t>• Perform the relevant privacy, bias, security, licensing, and human-oversight checks before accepting the result.</w:t>
+      </w:r>
+    </w:p>
+    <w:p>
+      <w:pPr>
+        <w:spacing w:after="120"/>
+      </w:pPr>
+      <w:r>
+        <w:rPr>
+          <w:b w:val="0"/>
+          <w:sz w:val="20"/>
+        </w:rPr>
+        <w:t>• Package the required evidence and write a concise professional technical report with an AI-assistance disclosure.</w:t>
       </w:r>
     </w:p>
     <w:p>
@@ -1888,7 +1989,7 @@
           <w:b w:val="0"/>
           <w:sz w:val="18"/>
         </w:rPr>
-        <w:t># day_81_lab.py — Independent build: Regression Concepts</w:t>
+        <w:t># day_81_lab.py — Orientation and setup: Deep Learning Use Cases and Compute Planning</w:t>
       </w:r>
     </w:p>
     <w:p>
@@ -1930,7 +2031,7 @@
           <w:b w:val="0"/>
           <w:sz w:val="18"/>
         </w:rPr>
-        <w:t>"""Day 81 practical starter for Regression Concepts.</w:t>
+        <w:t>"""Day 81 practical starter for Deep Learning Use Cases and Compute Planning.</w:t>
       </w:r>
     </w:p>
     <w:p>
@@ -2112,7 +2213,7 @@
           <w:b w:val="0"/>
           <w:sz w:val="18"/>
         </w:rPr>
-        <w:t xml:space="preserve">    print("Program topic:", 'Regression Concepts')</w:t>
+        <w:t xml:space="preserve">    print("Program topic:", 'Deep Learning Use Cases and Compute Planning')</w:t>
       </w:r>
     </w:p>
     <w:p>
@@ -2126,7 +2227,7 @@
           <w:b w:val="0"/>
           <w:sz w:val="18"/>
         </w:rPr>
-        <w:t xml:space="preserve">    print("Day mode:", 'Independent build')</w:t>
+        <w:t xml:space="preserve">    print("Day mode:", 'Orientation and setup')</w:t>
       </w:r>
     </w:p>
     <w:p>
@@ -4312,7 +4413,7 @@
                 <w:color w:val="FFFFFF"/>
                 <w:sz w:val="18"/>
               </w:rPr>
-              <w:t>METRIC</w:t>
+              <w:t>CHECK</w:t>
             </w:r>
           </w:p>
         </w:tc>
@@ -4328,7 +4429,7 @@
                 <w:color w:val="FFFFFF"/>
                 <w:sz w:val="18"/>
               </w:rPr>
-              <w:t>QUESTION</w:t>
+              <w:t>SUCCESS CRITERION</w:t>
             </w:r>
           </w:p>
         </w:tc>
@@ -4344,7 +4445,7 @@
                 <w:color w:val="FFFFFF"/>
                 <w:sz w:val="18"/>
               </w:rPr>
-              <w:t>CAUTION</w:t>
+              <w:t>LIMITATION</w:t>
             </w:r>
           </w:p>
         </w:tc>
@@ -4359,7 +4460,7 @@
               <w:rPr>
                 <w:sz w:val="18"/>
               </w:rPr>
-              <w:t>Accuracy / error rate</w:t>
+              <w:t>Functional result</w:t>
             </w:r>
           </w:p>
         </w:tc>
@@ -4372,7 +4473,7 @@
               <w:rPr>
                 <w:sz w:val="18"/>
               </w:rPr>
-              <w:t>Overall correctness?</w:t>
+              <w:t>Meets today's objective</w:t>
             </w:r>
           </w:p>
         </w:tc>
@@ -4385,7 +4486,7 @@
               <w:rPr>
                 <w:sz w:val="18"/>
               </w:rPr>
-              <w:t>Weak on imbalanced data</w:t>
+              <w:t>Classroom demo ≠ production</w:t>
             </w:r>
           </w:p>
         </w:tc>
@@ -4400,7 +4501,7 @@
               <w:rPr>
                 <w:sz w:val="18"/>
               </w:rPr>
-              <w:t>Precision / recall / F1</w:t>
+              <w:t>Safety compliance</w:t>
             </w:r>
           </w:p>
         </w:tc>
@@ -4413,7 +4514,7 @@
               <w:rPr>
                 <w:sz w:val="18"/>
               </w:rPr>
-              <w:t>Error type trade-off?</w:t>
+              <w:t>No rule breached</w:t>
             </w:r>
           </w:p>
         </w:tc>
@@ -4426,7 +4527,7 @@
               <w:rPr>
                 <w:sz w:val="18"/>
               </w:rPr>
-              <w:t>Optimize for the real cost of mistakes</w:t>
+              <w:t>Still needs supervisor judgment</w:t>
             </w:r>
           </w:p>
         </w:tc>
@@ -4441,7 +4542,7 @@
               <w:rPr>
                 <w:sz w:val="18"/>
               </w:rPr>
-              <w:t>Latency / resource use</w:t>
+              <w:t>Reproducibility</w:t>
             </w:r>
           </w:p>
         </w:tc>
@@ -4454,7 +4555,7 @@
               <w:rPr>
                 <w:sz w:val="18"/>
               </w:rPr>
-              <w:t>Is it usable?</w:t>
+              <w:t>Second check agrees</w:t>
             </w:r>
           </w:p>
         </w:tc>
@@ -4467,7 +4568,7 @@
               <w:rPr>
                 <w:sz w:val="18"/>
               </w:rPr>
-              <w:t>Lab laptop ≠ production load</w:t>
+              <w:t>Environment drift possible</w:t>
             </w:r>
           </w:p>
         </w:tc>
@@ -5731,7 +5832,7 @@
           <w:b w:val="0"/>
           <w:sz w:val="22"/>
         </w:rPr>
-        <w:t>Objective addressed for Regression Concepts</w:t>
+        <w:t>Objective addressed for Deep Learning Use Cases and Compute Planning</w:t>
       </w:r>
     </w:p>
     <w:p>
@@ -5743,7 +5844,7 @@
           <w:b w:val="0"/>
           <w:sz w:val="22"/>
         </w:rPr>
-        <w:t>Independent build practical completed</w:t>
+        <w:t>Orientation and setup practical completed</w:t>
       </w:r>
     </w:p>
     <w:p>
@@ -5835,7 +5936,7 @@
           <w:b w:val="0"/>
           <w:sz w:val="22"/>
         </w:rPr>
-        <w:t>Matches: Working result evidence, design/configuration files, and a list of assumptions.</w:t>
+        <w:t>Matches: Setup evidence, completed practical artifact, independent verification record, safety/ethics check, and short technical report.</w:t>
       </w:r>
     </w:p>
     <w:p>
@@ -5867,7 +5968,7 @@
           <w:b w:val="0"/>
           <w:sz w:val="22"/>
         </w:rPr>
-        <w:t>Explain Regression Concepts without reading.</w:t>
+        <w:t>Explain Deep Learning Use Cases and Compute Planning without reading.</w:t>
       </w:r>
     </w:p>
     <w:p>
@@ -5959,7 +6060,7 @@
           <w:b w:val="0"/>
           <w:sz w:val="22"/>
         </w:rPr>
-        <w:t>Today is Day 81 (Independent build) on Regression Concepts. I worked only in the authorized Beyond AI / data / software lab. I completed the practical objective, verified with a second check, and packaged evidence. Main risk: unauthorized or unsafe action; control: checklist + supervisor escalation. Limitation: classroom/lab scope only. Next: continue the topic cycle and keep documentation reproducible.</w:t>
+        <w:t>Today is Day 81 (Orientation and setup) on Deep Learning Use Cases and Compute Planning. I worked only in the authorized Beyond AI / data / software lab. I completed the practical objective, verified with a second check, and packaged evidence. Main risk: unauthorized or unsafe action; control: checklist + supervisor escalation. Limitation: classroom/lab scope only. Next: continue the topic cycle and keep documentation reproducible.</w:t>
       </w:r>
     </w:p>
     <w:p>
